--- a/testakten/versausgleich-haerte-bgh-schaefer-nuernberg/02_familienkonstellation_und_erwerbschronik.docx
+++ b/testakten/versausgleich-haerte-bgh-schaefer-nuernberg/02_familienkonstellation_und_erwerbschronik.docx
@@ -104,7 +104,7 @@
         <w:pStyle w:val="ListBullet"/>
       </w:pPr>
       <w:r>
-        <w:t>Ruhestand: gesetzliche Altersgrenze (§ 25 BeamtStG i. V. m. Art. 62 Bayerisches Beamtengesetz): 30.06.2026</w:t>
+        <w:t>Ruhestand: gesetzliche Altersgrenze (Paragraf 25 BeamtStG i. V. m. Art. 62 Bayerisches Beamtengesetz): 30.06.2026</w:t>
       </w:r>
     </w:p>
     <w:p>
@@ -732,7 +732,7 @@
         <w:rPr>
           <w:rFonts w:ascii="Times New Roman" w:hAnsi="Times New Roman"/>
         </w:rPr>
-        <w:t>Vermögensentwicklung in der Ehe (Anhalt für Zugewinn und § 27 VersAusglG)</w:t>
+        <w:t>Vermögensentwicklung in der Ehe (Anhalt für Zugewinn und Paragraf 27 VersAusglG)</w:t>
       </w:r>
     </w:p>
     <w:p>
@@ -764,7 +764,7 @@
         <w:pStyle w:val="ListBullet"/>
       </w:pPr>
       <w:r>
-        <w:t>Ab 2019 erheblich verändertes Vermögensbild durch Erbfall Theodor Winterstein; das Erbe ist als privilegiertes Anfangsvermögen § 1374 Abs. 2 BGB zu behandeln.</w:t>
+        <w:t>Ab 2019 erheblich verändertes Vermögensbild durch Erbfall Theodor Winterstein; das Erbe ist als privilegiertes Anfangsvermögen Paragraf 1374 Abs. 2 BGB zu behandeln.</w:t>
       </w:r>
     </w:p>
     <w:p>
@@ -772,7 +772,7 @@
         <w:pStyle w:val="ListBullet"/>
       </w:pPr>
       <w:r>
-        <w:t xml:space="preserve">Aus dem ererbten Vermögen sind in der Zeit 14.03.2019 bis 30.04.2021 (Ehezeitende, § 3 Abs. 1 VersAusglG) Erträge zugeflossen. Erträge gehören nach § 1374 Abs. 2 BGB </w:t>
+        <w:t xml:space="preserve">Aus dem ererbten Vermögen sind in der Zeit 14.03.2019 bis 30.04.2021 (Ehezeitende, Paragraf 3 Abs. 1 VersAusglG) Erträge zugeflossen. Erträge gehören nach Paragraf 1374 Abs. 2 BGB </w:t>
       </w:r>
       <w:r>
         <w:rPr>
